--- a/flow/20230914_vu_template/drafts/2024-03-u/01-ПТ-Євдокії.docx
+++ b/flow/20230914_vu_template/drafts/2024-03-u/01-ПТ-Євдокії.docx
@@ -10620,10 +10620,9 @@
           <w:rFonts w:ascii="Times New Roman" w:cs="Times New Roman" w:eastAsia="Times New Roman" w:hAnsi="Times New Roman"/>
           <w:i w:val="1"/>
           <w:color w:val="ff0000"/>
-          <w:highlight w:val="yellow"/>
-          <w:rtl w:val="0"/>
-        </w:rPr>
-        <w:t xml:space="preserve">???</w:t>
+          <w:rtl w:val="0"/>
+        </w:rPr>
+        <w:t>8</w:t>
       </w:r>
       <w:r>
         <w:rPr>

--- a/flow/20230914_vu_template/drafts/2024-03-u/01-ПТ-Євдокії.docx
+++ b/flow/20230914_vu_template/drafts/2024-03-u/01-ПТ-Євдокії.docx
@@ -6526,7 +6526,7 @@
           <w:rFonts w:ascii="Times New Roman" w:hAnsi="Times New Roman"/>
           <w:sz w:val="24"/>
         </w:rPr>
-        <w:t xml:space="preserve"> Христос, істинний Бог наш, молитвами пречистої своєї Матері, святого отця нашого Миколая, архиєпископа, мирлікійського чудотворця, святих, славних і всехвальних апостолів, святого, </w:t>
+        <w:t xml:space="preserve"> Христос, істинний Бог наш, молитвами пречистої своєї Матері, силою чесного і животворного Хреста, святих, славних і всехвальних апостолів, святого, </w:t>
       </w:r>
       <w:r>
         <w:rPr>
@@ -17711,7 +17711,7 @@
           <w:rFonts w:ascii="Times New Roman" w:hAnsi="Times New Roman"/>
           <w:sz w:val="24"/>
         </w:rPr>
-        <w:t xml:space="preserve"> Христос, істинний Бог наш, молитвами пречистої своєї Матері, святого отця нашого Миколая, архиєпископа, мирлікійського чудотворця, святих, славних і всехвальних апостолів, святого, </w:t>
+        <w:t xml:space="preserve"> Христос, істинний Бог наш, молитвами пречистої своєї Матері, силою чесного і животворного Хреста, святих, славних і всехвальних апостолів, святого, </w:t>
       </w:r>
       <w:r>
         <w:rPr>
